--- a/docs/technical/ahgReportBuilderPlugin.docx
+++ b/docs/technical/ahgReportBuilderPlugin.docx
@@ -2,32 +2,22 @@
 <file path=word/document.xml><?xml version="1.0" encoding="utf-8"?>
 <w:document xmlns:w="http://schemas.openxmlformats.org/wordprocessingml/2006/main" xmlns:m="http://schemas.openxmlformats.org/officeDocument/2006/math" xmlns:r="http://schemas.openxmlformats.org/officeDocument/2006/relationships" xmlns:o="urn:schemas-microsoft-com:office:office" xmlns:v="urn:schemas-microsoft-com:vml" xmlns:w10="urn:schemas-microsoft-com:office:word" xmlns:a="http://schemas.openxmlformats.org/drawingml/2006/main" xmlns:pic="http://schemas.openxmlformats.org/drawingml/2006/picture" xmlns:wp="http://schemas.openxmlformats.org/drawingml/2006/wordprocessingDrawing">
   <w:body>
-    <w:sdt>
-      <w:sdtPr>
-        <w:docPartObj>
-          <w:docPartGallery w:val="Table of Contents"/>
-          <w:docPartUnique/>
-        </w:docPartObj>
-      </w:sdtPr>
-      <w:sdtContent>
-        <w:p>
-          <w:pPr>
-            <w:pStyle w:val="TOCHeading"/>
-          </w:pPr>
-          <w:r>
-            <w:t xml:space="preserve">Table of Contents</w:t>
-          </w:r>
-        </w:p>
-        <w:p>
-          <w:r>
-            <w:fldChar w:fldCharType="begin" w:dirty="true"/>
-            <w:instrText xml:space="preserve">TOC \o "1-3" \h \z \u</w:instrText>
-            <w:fldChar w:fldCharType="separate"/>
-            <w:fldChar w:fldCharType="end"/>
-          </w:r>
-        </w:p>
-      </w:sdtContent>
-    </w:sdt>
+    <w:p>
+      <w:pPr>
+        <w:pStyle w:val="Title"/>
+      </w:pPr>
+      <w:r>
+        <w:t xml:space="preserve">ahgReportBuilderPlugin - Technical Documentation</w:t>
+      </w:r>
+    </w:p>
+    <w:p>
+      <w:pPr>
+        <w:pStyle w:val="Author"/>
+      </w:pPr>
+      <w:r>
+        <w:t xml:space="preserve">The Archive and Heritage Group (Pty) Ltd</w:t>
+      </w:r>
+    </w:p>
     <w:bookmarkStart w:id="67" w:name="Xb3de97f44556197d6fe184a2aa2049bb3dd27ba"/>
     <w:p>
       <w:pPr>
@@ -130,418 +120,268 @@
     </w:p>
     <w:p>
       <w:pPr>
-        <w:pStyle w:val="SourceCode"/>
+        <w:pStyle w:val="FirstParagraph"/>
       </w:pPr>
       <w:r>
-        <w:rPr>
-          <w:rStyle w:val="VerbatimChar"/>
-        </w:rPr>
-        <w:t xml:space="preserve">+---------------------------------------------------------------------+</w:t>
-      </w:r>
-      <w:r>
-        <w:br/>
-      </w:r>
-      <w:r>
-        <w:rPr>
-          <w:rStyle w:val="VerbatimChar"/>
-        </w:rPr>
-        <w:t xml:space="preserve">|                       ahgReportBuilderPlugin                         |</w:t>
-      </w:r>
-      <w:r>
-        <w:br/>
-      </w:r>
-      <w:r>
-        <w:rPr>
-          <w:rStyle w:val="VerbatimChar"/>
-        </w:rPr>
-        <w:t xml:space="preserve">+---------------------------------------------------------------------+</w:t>
-      </w:r>
-      <w:r>
-        <w:br/>
-      </w:r>
-      <w:r>
-        <w:rPr>
-          <w:rStyle w:val="VerbatimChar"/>
-        </w:rPr>
-        <w:t xml:space="preserve">|                                                                      |</w:t>
-      </w:r>
-      <w:r>
-        <w:br/>
-      </w:r>
-      <w:r>
-        <w:rPr>
-          <w:rStyle w:val="VerbatimChar"/>
-        </w:rPr>
-        <w:t xml:space="preserve">|  +---------------------------------------------------------------+  |</w:t>
-      </w:r>
-      <w:r>
-        <w:br/>
-      </w:r>
-      <w:r>
-        <w:rPr>
-          <w:rStyle w:val="VerbatimChar"/>
-        </w:rPr>
-        <w:t xml:space="preserve">|  |                    Symfony Actions Layer                       |  |</w:t>
-      </w:r>
-      <w:r>
-        <w:br/>
-      </w:r>
-      <w:r>
-        <w:rPr>
-          <w:rStyle w:val="VerbatimChar"/>
-        </w:rPr>
-        <w:t xml:space="preserve">|  |  reportBuilderActions.class.php                                |  |</w:t>
-      </w:r>
-      <w:r>
-        <w:br/>
-      </w:r>
-      <w:r>
-        <w:rPr>
-          <w:rStyle w:val="VerbatimChar"/>
-        </w:rPr>
-        <w:t xml:space="preserve">|  |  - CRUD operations for reports                                 |  |</w:t>
-      </w:r>
-      <w:r>
-        <w:br/>
-      </w:r>
-      <w:r>
-        <w:rPr>
-          <w:rStyle w:val="VerbatimChar"/>
-        </w:rPr>
-        <w:t xml:space="preserve">|  |  - Export handlers (CSV, XLSX, PDF)                            |  |</w:t>
-      </w:r>
-      <w:r>
-        <w:br/>
-      </w:r>
-      <w:r>
-        <w:rPr>
-          <w:rStyle w:val="VerbatimChar"/>
-        </w:rPr>
-        <w:t xml:space="preserve">|  |  - API endpoints for designer                                  |  |</w:t>
-      </w:r>
-      <w:r>
-        <w:br/>
-      </w:r>
-      <w:r>
-        <w:rPr>
-          <w:rStyle w:val="VerbatimChar"/>
-        </w:rPr>
-        <w:t xml:space="preserve">|  |  - Schedule management                                         |  |</w:t>
-      </w:r>
-      <w:r>
-        <w:br/>
-      </w:r>
-      <w:r>
-        <w:rPr>
-          <w:rStyle w:val="VerbatimChar"/>
-        </w:rPr>
-        <w:t xml:space="preserve">|  +---------------------------------------------------------------+  |</w:t>
-      </w:r>
-      <w:r>
-        <w:br/>
-      </w:r>
-      <w:r>
-        <w:rPr>
-          <w:rStyle w:val="VerbatimChar"/>
-        </w:rPr>
-        <w:t xml:space="preserve">|                              |                                       |</w:t>
-      </w:r>
-      <w:r>
-        <w:br/>
-      </w:r>
-      <w:r>
-        <w:rPr>
-          <w:rStyle w:val="VerbatimChar"/>
-        </w:rPr>
-        <w:t xml:space="preserve">|                              v                                       |</w:t>
-      </w:r>
-      <w:r>
-        <w:br/>
-      </w:r>
-      <w:r>
-        <w:rPr>
-          <w:rStyle w:val="VerbatimChar"/>
-        </w:rPr>
-        <w:t xml:space="preserve">|  +---------------------------------------------------------------+  |</w:t>
-      </w:r>
-      <w:r>
-        <w:br/>
-      </w:r>
-      <w:r>
-        <w:rPr>
-          <w:rStyle w:val="VerbatimChar"/>
-        </w:rPr>
-        <w:t xml:space="preserve">|  |                    Service Layer                               |  |</w:t>
-      </w:r>
-      <w:r>
-        <w:br/>
-      </w:r>
-      <w:r>
-        <w:rPr>
-          <w:rStyle w:val="VerbatimChar"/>
-        </w:rPr>
-        <w:t xml:space="preserve">|  |  +-------------------+  +-------------------+                   |  |</w:t>
-      </w:r>
-      <w:r>
-        <w:br/>
-      </w:r>
-      <w:r>
-        <w:rPr>
-          <w:rStyle w:val="VerbatimChar"/>
-        </w:rPr>
-        <w:t xml:space="preserve">|  |  | ReportBuilder     |  | ReportScheduler   |                   |  |</w:t>
-      </w:r>
-      <w:r>
-        <w:br/>
-      </w:r>
-      <w:r>
-        <w:rPr>
-          <w:rStyle w:val="VerbatimChar"/>
-        </w:rPr>
-        <w:t xml:space="preserve">|  |  | Service           |  |                   |                   |  |</w:t>
-      </w:r>
-      <w:r>
-        <w:br/>
-      </w:r>
-      <w:r>
-        <w:rPr>
-          <w:rStyle w:val="VerbatimChar"/>
-        </w:rPr>
-        <w:t xml:space="preserve">|  |  | - Execute reports |  | - Run due jobs    |                   |  |</w:t>
-      </w:r>
-      <w:r>
-        <w:br/>
-      </w:r>
-      <w:r>
-        <w:rPr>
-          <w:rStyle w:val="VerbatimChar"/>
-        </w:rPr>
-        <w:t xml:space="preserve">|  |  | - Build queries   |  | - Generate files  |                   |  |</w:t>
-      </w:r>
-      <w:r>
-        <w:br/>
-      </w:r>
-      <w:r>
-        <w:rPr>
-          <w:rStyle w:val="VerbatimChar"/>
-        </w:rPr>
-        <w:t xml:space="preserve">|  |  | - Resolve FKs     |  | - Send emails     |                   |  |</w:t>
-      </w:r>
-      <w:r>
-        <w:br/>
-      </w:r>
-      <w:r>
-        <w:rPr>
-          <w:rStyle w:val="VerbatimChar"/>
-        </w:rPr>
-        <w:t xml:space="preserve">|  |  +-------------------+  +-------------------+                   |  |</w:t>
-      </w:r>
-      <w:r>
-        <w:br/>
-      </w:r>
-      <w:r>
-        <w:rPr>
-          <w:rStyle w:val="VerbatimChar"/>
-        </w:rPr>
-        <w:t xml:space="preserve">|  +---------------------------------------------------------------+  |</w:t>
-      </w:r>
-      <w:r>
-        <w:br/>
-      </w:r>
-      <w:r>
-        <w:rPr>
-          <w:rStyle w:val="VerbatimChar"/>
-        </w:rPr>
-        <w:t xml:space="preserve">|                              |                                       |</w:t>
-      </w:r>
-      <w:r>
-        <w:br/>
-      </w:r>
-      <w:r>
-        <w:rPr>
-          <w:rStyle w:val="VerbatimChar"/>
-        </w:rPr>
-        <w:t xml:space="preserve">|                              v                                       |</w:t>
-      </w:r>
-      <w:r>
-        <w:br/>
-      </w:r>
-      <w:r>
-        <w:rPr>
-          <w:rStyle w:val="VerbatimChar"/>
-        </w:rPr>
-        <w:t xml:space="preserve">|  +---------------------------------------------------------------+  |</w:t>
-      </w:r>
-      <w:r>
-        <w:br/>
-      </w:r>
-      <w:r>
-        <w:rPr>
-          <w:rStyle w:val="VerbatimChar"/>
-        </w:rPr>
-        <w:t xml:space="preserve">|  |                    Registry Layer                              |  |</w:t>
-      </w:r>
-      <w:r>
-        <w:br/>
-      </w:r>
-      <w:r>
-        <w:rPr>
-          <w:rStyle w:val="VerbatimChar"/>
-        </w:rPr>
-        <w:t xml:space="preserve">|  |  +-------------------+  +-------------------+                   |  |</w:t>
-      </w:r>
-      <w:r>
-        <w:br/>
-      </w:r>
-      <w:r>
-        <w:rPr>
-          <w:rStyle w:val="VerbatimChar"/>
-        </w:rPr>
-        <w:t xml:space="preserve">|  |  | DataSource        |  | ColumnDiscovery   |                   |  |</w:t>
-      </w:r>
-      <w:r>
-        <w:br/>
-      </w:r>
-      <w:r>
-        <w:rPr>
-          <w:rStyle w:val="VerbatimChar"/>
-        </w:rPr>
-        <w:t xml:space="preserve">|  |  | Registry          |  |                   |                   |  |</w:t>
-      </w:r>
-      <w:r>
-        <w:br/>
-      </w:r>
-      <w:r>
-        <w:rPr>
-          <w:rStyle w:val="VerbatimChar"/>
-        </w:rPr>
-        <w:t xml:space="preserve">|  |  | - 40+ sources     |  | - Column metadata |                   |  |</w:t>
-      </w:r>
-      <w:r>
-        <w:br/>
-      </w:r>
-      <w:r>
-        <w:rPr>
-          <w:rStyle w:val="VerbatimChar"/>
-        </w:rPr>
-        <w:t xml:space="preserve">|  |  | - Table configs   |  | - Type mapping    |                   |  |</w:t>
-      </w:r>
-      <w:r>
-        <w:br/>
-      </w:r>
-      <w:r>
-        <w:rPr>
-          <w:rStyle w:val="VerbatimChar"/>
-        </w:rPr>
-        <w:t xml:space="preserve">|  |  +-------------------+  +-------------------+                   |  |</w:t>
-      </w:r>
-      <w:r>
-        <w:br/>
-      </w:r>
-      <w:r>
-        <w:rPr>
-          <w:rStyle w:val="VerbatimChar"/>
-        </w:rPr>
-        <w:t xml:space="preserve">|  +---------------------------------------------------------------+  |</w:t>
-      </w:r>
-      <w:r>
-        <w:br/>
-      </w:r>
-      <w:r>
-        <w:rPr>
-          <w:rStyle w:val="VerbatimChar"/>
-        </w:rPr>
-        <w:t xml:space="preserve">|                              |                                       |</w:t>
-      </w:r>
-      <w:r>
-        <w:br/>
-      </w:r>
-      <w:r>
-        <w:rPr>
-          <w:rStyle w:val="VerbatimChar"/>
-        </w:rPr>
-        <w:t xml:space="preserve">|                              v                                       |</w:t>
-      </w:r>
-      <w:r>
-        <w:br/>
-      </w:r>
-      <w:r>
-        <w:rPr>
-          <w:rStyle w:val="VerbatimChar"/>
-        </w:rPr>
-        <w:t xml:space="preserve">|  +---------------------------------------------------------------+  |</w:t>
-      </w:r>
-      <w:r>
-        <w:br/>
-      </w:r>
-      <w:r>
-        <w:rPr>
-          <w:rStyle w:val="VerbatimChar"/>
-        </w:rPr>
-        <w:t xml:space="preserve">|  |                    Database Layer                              |  |</w:t>
-      </w:r>
-      <w:r>
-        <w:br/>
-      </w:r>
-      <w:r>
-        <w:rPr>
-          <w:rStyle w:val="VerbatimChar"/>
-        </w:rPr>
-        <w:t xml:space="preserve">|  |  Laravel Query Builder (Illuminate\Database)                   |  |</w:t>
-      </w:r>
-      <w:r>
-        <w:br/>
-      </w:r>
-      <w:r>
-        <w:rPr>
-          <w:rStyle w:val="VerbatimChar"/>
-        </w:rPr>
-        <w:t xml:space="preserve">|  |  - Dynamic query construction                                  |  |</w:t>
-      </w:r>
-      <w:r>
-        <w:br/>
-      </w:r>
-      <w:r>
-        <w:rPr>
-          <w:rStyle w:val="VerbatimChar"/>
-        </w:rPr>
-        <w:t xml:space="preserve">|  |  - i18n table joins                                            |  |</w:t>
-      </w:r>
-      <w:r>
-        <w:br/>
-      </w:r>
-      <w:r>
-        <w:rPr>
-          <w:rStyle w:val="VerbatimChar"/>
-        </w:rPr>
-        <w:t xml:space="preserve">|  |  - Foreign key resolution                                      |  |</w:t>
-      </w:r>
-      <w:r>
-        <w:br/>
-      </w:r>
-      <w:r>
-        <w:rPr>
-          <w:rStyle w:val="VerbatimChar"/>
-        </w:rPr>
-        <w:t xml:space="preserve">|  +---------------------------------------------------------------+  |</w:t>
-      </w:r>
-      <w:r>
-        <w:br/>
-      </w:r>
-      <w:r>
-        <w:rPr>
-          <w:rStyle w:val="VerbatimChar"/>
-        </w:rPr>
-        <w:t xml:space="preserve">|                                                                      |</w:t>
-      </w:r>
-      <w:r>
-        <w:br/>
-      </w:r>
-      <w:r>
-        <w:rPr>
-          <w:rStyle w:val="VerbatimChar"/>
-        </w:rPr>
-        <w:t xml:space="preserve">+---------------------------------------------------------------------+</w:t>
+        <w:t xml:space="preserve">ahgReportBuilderPlugin</w:t>
+      </w:r>
+      <w:r>
+        <w:t xml:space="preserve">Symfony</w:t>
+      </w:r>
+      <w:r>
+        <w:t xml:space="preserve">Actions</w:t>
+      </w:r>
+      <w:r>
+        <w:t xml:space="preserve">Layer</w:t>
+      </w:r>
+      <w:r>
+        <w:t xml:space="preserve">reportBuilderActions.class.php</w:t>
+      </w:r>
+      <w:r>
+        <w:t xml:space="preserve">-</w:t>
+      </w:r>
+      <w:r>
+        <w:t xml:space="preserve">CRUD</w:t>
+      </w:r>
+      <w:r>
+        <w:t xml:space="preserve">operations</w:t>
+      </w:r>
+      <w:r>
+        <w:t xml:space="preserve">for</w:t>
+      </w:r>
+      <w:r>
+        <w:t xml:space="preserve">reports</w:t>
+      </w:r>
+      <w:r>
+        <w:t xml:space="preserve">-</w:t>
+      </w:r>
+      <w:r>
+        <w:t xml:space="preserve">Export</w:t>
+      </w:r>
+      <w:r>
+        <w:t xml:space="preserve">handlers</w:t>
+      </w:r>
+      <w:r>
+        <w:t xml:space="preserve">(CSV,</w:t>
+      </w:r>
+      <w:r>
+        <w:t xml:space="preserve">XLSX,</w:t>
+      </w:r>
+      <w:r>
+        <w:t xml:space="preserve">PDF)</w:t>
+      </w:r>
+      <w:r>
+        <w:t xml:space="preserve">-</w:t>
+      </w:r>
+      <w:r>
+        <w:t xml:space="preserve">API</w:t>
+      </w:r>
+      <w:r>
+        <w:t xml:space="preserve">endpoints</w:t>
+      </w:r>
+      <w:r>
+        <w:t xml:space="preserve">for</w:t>
+      </w:r>
+      <w:r>
+        <w:t xml:space="preserve">designer</w:t>
+      </w:r>
+      <w:r>
+        <w:t xml:space="preserve">-</w:t>
+      </w:r>
+      <w:r>
+        <w:t xml:space="preserve">Schedule</w:t>
+      </w:r>
+      <w:r>
+        <w:t xml:space="preserve">management</w:t>
+      </w:r>
+      <w:r>
+        <w:t xml:space="preserve">v</w:t>
+      </w:r>
+      <w:r>
+        <w:t xml:space="preserve">Service</w:t>
+      </w:r>
+      <w:r>
+        <w:t xml:space="preserve">Layer</w:t>
+      </w:r>
+      <w:r>
+        <w:t xml:space="preserve">ReportBuilder</w:t>
+      </w:r>
+      <w:r>
+        <w:t xml:space="preserve">ReportScheduler</w:t>
+      </w:r>
+      <w:r>
+        <w:t xml:space="preserve">Service</w:t>
+      </w:r>
+      <w:r>
+        <w:t xml:space="preserve">-</w:t>
+      </w:r>
+      <w:r>
+        <w:t xml:space="preserve">Execute</w:t>
+      </w:r>
+      <w:r>
+        <w:t xml:space="preserve">reports</w:t>
+      </w:r>
+      <w:r>
+        <w:t xml:space="preserve">-</w:t>
+      </w:r>
+      <w:r>
+        <w:t xml:space="preserve">Run</w:t>
+      </w:r>
+      <w:r>
+        <w:t xml:space="preserve">due</w:t>
+      </w:r>
+      <w:r>
+        <w:t xml:space="preserve">jobs</w:t>
+      </w:r>
+      <w:r>
+        <w:t xml:space="preserve">-</w:t>
+      </w:r>
+      <w:r>
+        <w:t xml:space="preserve">Build</w:t>
+      </w:r>
+      <w:r>
+        <w:t xml:space="preserve">queries</w:t>
+      </w:r>
+      <w:r>
+        <w:t xml:space="preserve">-</w:t>
+      </w:r>
+      <w:r>
+        <w:t xml:space="preserve">Generate</w:t>
+      </w:r>
+      <w:r>
+        <w:t xml:space="preserve">files</w:t>
+      </w:r>
+      <w:r>
+        <w:t xml:space="preserve">-</w:t>
+      </w:r>
+      <w:r>
+        <w:t xml:space="preserve">Resolve</w:t>
+      </w:r>
+      <w:r>
+        <w:t xml:space="preserve">FKs</w:t>
+      </w:r>
+      <w:r>
+        <w:t xml:space="preserve">-</w:t>
+      </w:r>
+      <w:r>
+        <w:t xml:space="preserve">Send</w:t>
+      </w:r>
+      <w:r>
+        <w:t xml:space="preserve">emails</w:t>
+      </w:r>
+      <w:r>
+        <w:t xml:space="preserve">v</w:t>
+      </w:r>
+      <w:r>
+        <w:t xml:space="preserve">Registry</w:t>
+      </w:r>
+      <w:r>
+        <w:t xml:space="preserve">Layer</w:t>
+      </w:r>
+      <w:r>
+        <w:t xml:space="preserve">DataSource</w:t>
+      </w:r>
+      <w:r>
+        <w:t xml:space="preserve">ColumnDiscovery</w:t>
+      </w:r>
+      <w:r>
+        <w:t xml:space="preserve">Registry</w:t>
+      </w:r>
+      <w:r>
+        <w:t xml:space="preserve">-</w:t>
+      </w:r>
+      <w:r>
+        <w:t xml:space="preserve">40</w:t>
+      </w:r>
+      <w:r>
+        <w:t xml:space="preserve">sources</w:t>
+      </w:r>
+      <w:r>
+        <w:t xml:space="preserve">-</w:t>
+      </w:r>
+      <w:r>
+        <w:t xml:space="preserve">Column</w:t>
+      </w:r>
+      <w:r>
+        <w:t xml:space="preserve">metadata</w:t>
+      </w:r>
+      <w:r>
+        <w:t xml:space="preserve">-</w:t>
+      </w:r>
+      <w:r>
+        <w:t xml:space="preserve">Table</w:t>
+      </w:r>
+      <w:r>
+        <w:t xml:space="preserve">configs</w:t>
+      </w:r>
+      <w:r>
+        <w:t xml:space="preserve">-</w:t>
+      </w:r>
+      <w:r>
+        <w:t xml:space="preserve">Type</w:t>
+      </w:r>
+      <w:r>
+        <w:t xml:space="preserve">mapping</w:t>
+      </w:r>
+      <w:r>
+        <w:t xml:space="preserve">v</w:t>
+      </w:r>
+      <w:r>
+        <w:t xml:space="preserve">Database</w:t>
+      </w:r>
+      <w:r>
+        <w:t xml:space="preserve">Layer</w:t>
+      </w:r>
+      <w:r>
+        <w:t xml:space="preserve">Laravel</w:t>
+      </w:r>
+      <w:r>
+        <w:t xml:space="preserve">Query</w:t>
+      </w:r>
+      <w:r>
+        <w:t xml:space="preserve">Builder</w:t>
+      </w:r>
+      <w:r>
+        <w:t xml:space="preserve">(Illuminate</w:t>
+      </w:r>
+      <w:r>
+        <w:t xml:space="preserve">)</w:t>
+      </w:r>
+      <w:r>
+        <w:t xml:space="preserve">-</w:t>
+      </w:r>
+      <w:r>
+        <w:t xml:space="preserve">Dynamic</w:t>
+      </w:r>
+      <w:r>
+        <w:t xml:space="preserve">query</w:t>
+      </w:r>
+      <w:r>
+        <w:t xml:space="preserve">construction</w:t>
+      </w:r>
+      <w:r>
+        <w:t xml:space="preserve">-</w:t>
+      </w:r>
+      <w:r>
+        <w:t xml:space="preserve">i18n</w:t>
+      </w:r>
+      <w:r>
+        <w:t xml:space="preserve">table</w:t>
+      </w:r>
+      <w:r>
+        <w:t xml:space="preserve">joins</w:t>
+      </w:r>
+      <w:r>
+        <w:t xml:space="preserve">-</w:t>
+      </w:r>
+      <w:r>
+        <w:t xml:space="preserve">Foreign</w:t>
+      </w:r>
+      <w:r>
+        <w:t xml:space="preserve">key</w:t>
+      </w:r>
+      <w:r>
+        <w:t xml:space="preserve">resolution</w:t>
       </w:r>
     </w:p>
     <w:p>
@@ -572,475 +412,361 @@
     </w:p>
     <w:p>
       <w:pPr>
-        <w:pStyle w:val="SourceCode"/>
+        <w:pStyle w:val="FirstParagraph"/>
       </w:pPr>
       <w:r>
-        <w:rPr>
-          <w:rStyle w:val="VerbatimChar"/>
-        </w:rPr>
-        <w:t xml:space="preserve">+-----------------------------------+       +-----------------------------------+</w:t>
-      </w:r>
-      <w:r>
-        <w:br/>
-      </w:r>
-      <w:r>
-        <w:rPr>
-          <w:rStyle w:val="VerbatimChar"/>
-        </w:rPr>
-        <w:t xml:space="preserve">|          custom_report            |       |         report_schedule           |</w:t>
-      </w:r>
-      <w:r>
-        <w:br/>
-      </w:r>
-      <w:r>
-        <w:rPr>
-          <w:rStyle w:val="VerbatimChar"/>
-        </w:rPr>
-        <w:t xml:space="preserve">+-----------------------------------+       +-----------------------------------+</w:t>
-      </w:r>
-      <w:r>
-        <w:br/>
-      </w:r>
-      <w:r>
-        <w:rPr>
-          <w:rStyle w:val="VerbatimChar"/>
-        </w:rPr>
-        <w:t xml:space="preserve">| PK id BIGINT                      |&lt;------| PK id BIGINT                      |</w:t>
-      </w:r>
-      <w:r>
-        <w:br/>
-      </w:r>
-      <w:r>
-        <w:rPr>
-          <w:rStyle w:val="VerbatimChar"/>
-        </w:rPr>
-        <w:t xml:space="preserve">|    name VARCHAR(255)              |       | FK custom_report_id BIGINT        |</w:t>
-      </w:r>
-      <w:r>
-        <w:br/>
-      </w:r>
-      <w:r>
-        <w:rPr>
-          <w:rStyle w:val="VerbatimChar"/>
-        </w:rPr>
-        <w:t xml:space="preserve">|    description TEXT               |       |    frequency ENUM                 |</w:t>
-      </w:r>
-      <w:r>
-        <w:br/>
-      </w:r>
-      <w:r>
-        <w:rPr>
-          <w:rStyle w:val="VerbatimChar"/>
-        </w:rPr>
-        <w:t xml:space="preserve">| FK user_id INT                    |       |    day_of_week TINYINT            |</w:t>
-      </w:r>
-      <w:r>
-        <w:br/>
-      </w:r>
-      <w:r>
-        <w:rPr>
-          <w:rStyle w:val="VerbatimChar"/>
-        </w:rPr>
-        <w:t xml:space="preserve">|    is_shared TINYINT              |       |    day_of_month TINYINT           |</w:t>
-      </w:r>
-      <w:r>
-        <w:br/>
-      </w:r>
-      <w:r>
-        <w:rPr>
-          <w:rStyle w:val="VerbatimChar"/>
-        </w:rPr>
-        <w:t xml:space="preserve">|    is_public TINYINT              |       |    time_of_day TIME               |</w:t>
-      </w:r>
-      <w:r>
-        <w:br/>
-      </w:r>
-      <w:r>
-        <w:rPr>
-          <w:rStyle w:val="VerbatimChar"/>
-        </w:rPr>
-        <w:t xml:space="preserve">|    layout JSON                    |       |    output_format ENUM             |</w:t>
-      </w:r>
-      <w:r>
-        <w:br/>
-      </w:r>
-      <w:r>
-        <w:rPr>
-          <w:rStyle w:val="VerbatimChar"/>
-        </w:rPr>
-        <w:t xml:space="preserve">|    data_source VARCHAR(100)       |       |    email_recipients TEXT          |</w:t>
-      </w:r>
-      <w:r>
-        <w:br/>
-      </w:r>
-      <w:r>
-        <w:rPr>
-          <w:rStyle w:val="VerbatimChar"/>
-        </w:rPr>
-        <w:t xml:space="preserve">|    columns JSON                   |       |    last_run DATETIME              |</w:t>
-      </w:r>
-      <w:r>
-        <w:br/>
-      </w:r>
-      <w:r>
-        <w:rPr>
-          <w:rStyle w:val="VerbatimChar"/>
-        </w:rPr>
-        <w:t xml:space="preserve">|    filters JSON                   |       |    next_run DATETIME              |</w:t>
-      </w:r>
-      <w:r>
-        <w:br/>
-      </w:r>
-      <w:r>
-        <w:rPr>
-          <w:rStyle w:val="VerbatimChar"/>
-        </w:rPr>
-        <w:t xml:space="preserve">|    charts JSON                    |       |    is_active TINYINT              |</w:t>
-      </w:r>
-      <w:r>
-        <w:br/>
-      </w:r>
-      <w:r>
-        <w:rPr>
-          <w:rStyle w:val="VerbatimChar"/>
-        </w:rPr>
-        <w:t xml:space="preserve">|    sort_config JSON               |       |    created_at DATETIME            |</w:t>
-      </w:r>
-      <w:r>
-        <w:br/>
-      </w:r>
-      <w:r>
-        <w:rPr>
-          <w:rStyle w:val="VerbatimChar"/>
-        </w:rPr>
-        <w:t xml:space="preserve">|    category VARCHAR(100)          |       |    updated_at DATETIME            |</w:t>
-      </w:r>
-      <w:r>
-        <w:br/>
-      </w:r>
-      <w:r>
-        <w:rPr>
-          <w:rStyle w:val="VerbatimChar"/>
-        </w:rPr>
-        <w:t xml:space="preserve">|    sort_order INT                 |       +-----------------------------------+</w:t>
-      </w:r>
-      <w:r>
-        <w:br/>
-      </w:r>
-      <w:r>
-        <w:rPr>
-          <w:rStyle w:val="VerbatimChar"/>
-        </w:rPr>
-        <w:t xml:space="preserve">|    created_at DATETIME            |                      |</w:t>
-      </w:r>
-      <w:r>
-        <w:br/>
-      </w:r>
-      <w:r>
-        <w:rPr>
-          <w:rStyle w:val="VerbatimChar"/>
-        </w:rPr>
-        <w:t xml:space="preserve">|    updated_at DATETIME            |                      |</w:t>
-      </w:r>
-      <w:r>
-        <w:br/>
-      </w:r>
-      <w:r>
-        <w:rPr>
-          <w:rStyle w:val="VerbatimChar"/>
-        </w:rPr>
-        <w:t xml:space="preserve">+-----------------------------------+                      |</w:t>
-      </w:r>
-      <w:r>
-        <w:br/>
-      </w:r>
-      <w:r>
-        <w:rPr>
-          <w:rStyle w:val="VerbatimChar"/>
-        </w:rPr>
-        <w:t xml:space="preserve">         |                                                 |</w:t>
-      </w:r>
-      <w:r>
-        <w:br/>
-      </w:r>
-      <w:r>
-        <w:rPr>
-          <w:rStyle w:val="VerbatimChar"/>
-        </w:rPr>
-        <w:t xml:space="preserve">         |                                                 v</w:t>
-      </w:r>
-      <w:r>
-        <w:br/>
-      </w:r>
-      <w:r>
-        <w:rPr>
-          <w:rStyle w:val="VerbatimChar"/>
-        </w:rPr>
-        <w:t xml:space="preserve">         |                           +-----------------------------------+</w:t>
-      </w:r>
-      <w:r>
-        <w:br/>
-      </w:r>
-      <w:r>
-        <w:rPr>
-          <w:rStyle w:val="VerbatimChar"/>
-        </w:rPr>
-        <w:t xml:space="preserve">         |                           |          report_archive           |</w:t>
-      </w:r>
-      <w:r>
-        <w:br/>
-      </w:r>
-      <w:r>
-        <w:rPr>
-          <w:rStyle w:val="VerbatimChar"/>
-        </w:rPr>
-        <w:t xml:space="preserve">         |                           +-----------------------------------+</w:t>
-      </w:r>
-      <w:r>
-        <w:br/>
-      </w:r>
-      <w:r>
-        <w:rPr>
-          <w:rStyle w:val="VerbatimChar"/>
-        </w:rPr>
-        <w:t xml:space="preserve">         +--------------------------&gt;| PK id BIGINT                      |</w:t>
-      </w:r>
-      <w:r>
-        <w:br/>
-      </w:r>
-      <w:r>
-        <w:rPr>
-          <w:rStyle w:val="VerbatimChar"/>
-        </w:rPr>
-        <w:t xml:space="preserve">                                     | FK custom_report_id BIGINT        |</w:t>
-      </w:r>
-      <w:r>
-        <w:br/>
-      </w:r>
-      <w:r>
-        <w:rPr>
-          <w:rStyle w:val="VerbatimChar"/>
-        </w:rPr>
-        <w:t xml:space="preserve">                                     | FK schedule_id BIGINT             |</w:t>
-      </w:r>
-      <w:r>
-        <w:br/>
-      </w:r>
-      <w:r>
-        <w:rPr>
-          <w:rStyle w:val="VerbatimChar"/>
-        </w:rPr>
-        <w:t xml:space="preserve">                                     |    file_path VARCHAR(500)         |</w:t>
-      </w:r>
-      <w:r>
-        <w:br/>
-      </w:r>
-      <w:r>
-        <w:rPr>
-          <w:rStyle w:val="VerbatimChar"/>
-        </w:rPr>
-        <w:t xml:space="preserve">                                     |    file_format VARCHAR(10)        |</w:t>
-      </w:r>
-      <w:r>
-        <w:br/>
-      </w:r>
-      <w:r>
-        <w:rPr>
-          <w:rStyle w:val="VerbatimChar"/>
-        </w:rPr>
-        <w:t xml:space="preserve">                                     |    file_size INT                  |</w:t>
-      </w:r>
-      <w:r>
-        <w:br/>
-      </w:r>
-      <w:r>
-        <w:rPr>
-          <w:rStyle w:val="VerbatimChar"/>
-        </w:rPr>
-        <w:t xml:space="preserve">                                     |    generated_at DATETIME          |</w:t>
-      </w:r>
-      <w:r>
-        <w:br/>
-      </w:r>
-      <w:r>
-        <w:rPr>
-          <w:rStyle w:val="VerbatimChar"/>
-        </w:rPr>
-        <w:t xml:space="preserve">                                     | FK generated_by INT               |</w:t>
-      </w:r>
-      <w:r>
-        <w:br/>
-      </w:r>
-      <w:r>
-        <w:rPr>
-          <w:rStyle w:val="VerbatimChar"/>
-        </w:rPr>
-        <w:t xml:space="preserve">                                     |    parameters JSON                |</w:t>
-      </w:r>
-      <w:r>
-        <w:br/>
-      </w:r>
-      <w:r>
-        <w:rPr>
-          <w:rStyle w:val="VerbatimChar"/>
-        </w:rPr>
-        <w:t xml:space="preserve">                                     +-----------------------------------+</w:t>
-      </w:r>
-      <w:r>
-        <w:br/>
-      </w:r>
-      <w:r>
-        <w:br/>
-      </w:r>
-      <w:r>
-        <w:rPr>
-          <w:rStyle w:val="VerbatimChar"/>
-        </w:rPr>
-        <w:t xml:space="preserve">+-----------------------------------+</w:t>
-      </w:r>
-      <w:r>
-        <w:br/>
-      </w:r>
-      <w:r>
-        <w:rPr>
-          <w:rStyle w:val="VerbatimChar"/>
-        </w:rPr>
-        <w:t xml:space="preserve">|         dashboard_widget          |</w:t>
-      </w:r>
-      <w:r>
-        <w:br/>
-      </w:r>
-      <w:r>
-        <w:rPr>
-          <w:rStyle w:val="VerbatimChar"/>
-        </w:rPr>
-        <w:t xml:space="preserve">+-----------------------------------+</w:t>
-      </w:r>
-      <w:r>
-        <w:br/>
-      </w:r>
-      <w:r>
-        <w:rPr>
-          <w:rStyle w:val="VerbatimChar"/>
-        </w:rPr>
-        <w:t xml:space="preserve">| PK id BIGINT                      |</w:t>
-      </w:r>
-      <w:r>
-        <w:br/>
-      </w:r>
-      <w:r>
-        <w:rPr>
-          <w:rStyle w:val="VerbatimChar"/>
-        </w:rPr>
-        <w:t xml:space="preserve">| FK user_id INT                    |</w:t>
-      </w:r>
-      <w:r>
-        <w:br/>
-      </w:r>
-      <w:r>
-        <w:rPr>
-          <w:rStyle w:val="VerbatimChar"/>
-        </w:rPr>
-        <w:t xml:space="preserve">| FK custom_report_id BIGINT        |</w:t>
-      </w:r>
-      <w:r>
-        <w:br/>
-      </w:r>
-      <w:r>
-        <w:rPr>
-          <w:rStyle w:val="VerbatimChar"/>
-        </w:rPr>
-        <w:t xml:space="preserve">|    widget_type ENUM               |</w:t>
-      </w:r>
-      <w:r>
-        <w:br/>
-      </w:r>
-      <w:r>
-        <w:rPr>
-          <w:rStyle w:val="VerbatimChar"/>
-        </w:rPr>
-        <w:t xml:space="preserve">|    title VARCHAR(255)             |</w:t>
-      </w:r>
-      <w:r>
-        <w:br/>
-      </w:r>
-      <w:r>
-        <w:rPr>
-          <w:rStyle w:val="VerbatimChar"/>
-        </w:rPr>
-        <w:t xml:space="preserve">|    position_x INT                 |</w:t>
-      </w:r>
-      <w:r>
-        <w:br/>
-      </w:r>
-      <w:r>
-        <w:rPr>
-          <w:rStyle w:val="VerbatimChar"/>
-        </w:rPr>
-        <w:t xml:space="preserve">|    position_y INT                 |</w:t>
-      </w:r>
-      <w:r>
-        <w:br/>
-      </w:r>
-      <w:r>
-        <w:rPr>
-          <w:rStyle w:val="VerbatimChar"/>
-        </w:rPr>
-        <w:t xml:space="preserve">|    width INT                      |</w:t>
-      </w:r>
-      <w:r>
-        <w:br/>
-      </w:r>
-      <w:r>
-        <w:rPr>
-          <w:rStyle w:val="VerbatimChar"/>
-        </w:rPr>
-        <w:t xml:space="preserve">|    height INT                     |</w:t>
-      </w:r>
-      <w:r>
-        <w:br/>
-      </w:r>
-      <w:r>
-        <w:rPr>
-          <w:rStyle w:val="VerbatimChar"/>
-        </w:rPr>
-        <w:t xml:space="preserve">|    config JSON                    |</w:t>
-      </w:r>
-      <w:r>
-        <w:br/>
-      </w:r>
-      <w:r>
-        <w:rPr>
-          <w:rStyle w:val="VerbatimChar"/>
-        </w:rPr>
-        <w:t xml:space="preserve">|    is_active TINYINT              |</w:t>
-      </w:r>
-      <w:r>
-        <w:br/>
-      </w:r>
-      <w:r>
-        <w:rPr>
-          <w:rStyle w:val="VerbatimChar"/>
-        </w:rPr>
-        <w:t xml:space="preserve">|    created_at DATETIME            |</w:t>
-      </w:r>
-      <w:r>
-        <w:br/>
-      </w:r>
-      <w:r>
-        <w:rPr>
-          <w:rStyle w:val="VerbatimChar"/>
-        </w:rPr>
-        <w:t xml:space="preserve">|    updated_at DATETIME            |</w:t>
-      </w:r>
-      <w:r>
-        <w:br/>
-      </w:r>
-      <w:r>
-        <w:rPr>
-          <w:rStyle w:val="VerbatimChar"/>
-        </w:rPr>
-        <w:t xml:space="preserve">+-----------------------------------+</w:t>
+        <w:t xml:space="preserve">custom_report</w:t>
+      </w:r>
+      <w:r>
+        <w:t xml:space="preserve">report_schedule</w:t>
+      </w:r>
+      <w:r>
+        <w:t xml:space="preserve">PK</w:t>
+      </w:r>
+      <w:r>
+        <w:t xml:space="preserve">id</w:t>
+      </w:r>
+      <w:r>
+        <w:t xml:space="preserve">BIGINT</w:t>
+      </w:r>
+      <w:r>
+        <w:t xml:space="preserve">PK</w:t>
+      </w:r>
+      <w:r>
+        <w:t xml:space="preserve">id</w:t>
+      </w:r>
+      <w:r>
+        <w:t xml:space="preserve">BIGINT</w:t>
+      </w:r>
+      <w:r>
+        <w:t xml:space="preserve">name</w:t>
+      </w:r>
+      <w:r>
+        <w:t xml:space="preserve">VARCHAR(255)</w:t>
+      </w:r>
+      <w:r>
+        <w:t xml:space="preserve">FK</w:t>
+      </w:r>
+      <w:r>
+        <w:t xml:space="preserve">custom_report_id</w:t>
+      </w:r>
+      <w:r>
+        <w:t xml:space="preserve">BIGINT</w:t>
+      </w:r>
+      <w:r>
+        <w:t xml:space="preserve">description</w:t>
+      </w:r>
+      <w:r>
+        <w:t xml:space="preserve">TEXT</w:t>
+      </w:r>
+      <w:r>
+        <w:t xml:space="preserve">frequency</w:t>
+      </w:r>
+      <w:r>
+        <w:t xml:space="preserve">ENUM</w:t>
+      </w:r>
+      <w:r>
+        <w:t xml:space="preserve">FK</w:t>
+      </w:r>
+      <w:r>
+        <w:t xml:space="preserve">user_id</w:t>
+      </w:r>
+      <w:r>
+        <w:t xml:space="preserve">INT</w:t>
+      </w:r>
+      <w:r>
+        <w:t xml:space="preserve">day_of_week</w:t>
+      </w:r>
+      <w:r>
+        <w:t xml:space="preserve">TINYINT</w:t>
+      </w:r>
+      <w:r>
+        <w:t xml:space="preserve">is_shared</w:t>
+      </w:r>
+      <w:r>
+        <w:t xml:space="preserve">TINYINT</w:t>
+      </w:r>
+      <w:r>
+        <w:t xml:space="preserve">day_of_month</w:t>
+      </w:r>
+      <w:r>
+        <w:t xml:space="preserve">TINYINT</w:t>
+      </w:r>
+      <w:r>
+        <w:t xml:space="preserve">is_public</w:t>
+      </w:r>
+      <w:r>
+        <w:t xml:space="preserve">TINYINT</w:t>
+      </w:r>
+      <w:r>
+        <w:t xml:space="preserve">time_of_day</w:t>
+      </w:r>
+      <w:r>
+        <w:t xml:space="preserve">TIME</w:t>
+      </w:r>
+      <w:r>
+        <w:t xml:space="preserve">layout</w:t>
+      </w:r>
+      <w:r>
+        <w:t xml:space="preserve">JSON</w:t>
+      </w:r>
+      <w:r>
+        <w:t xml:space="preserve">output_format</w:t>
+      </w:r>
+      <w:r>
+        <w:t xml:space="preserve">ENUM</w:t>
+      </w:r>
+      <w:r>
+        <w:t xml:space="preserve">data_source</w:t>
+      </w:r>
+      <w:r>
+        <w:t xml:space="preserve">VARCHAR(100)</w:t>
+      </w:r>
+      <w:r>
+        <w:t xml:space="preserve">email_recipients</w:t>
+      </w:r>
+      <w:r>
+        <w:t xml:space="preserve">TEXT</w:t>
+      </w:r>
+      <w:r>
+        <w:t xml:space="preserve">columns</w:t>
+      </w:r>
+      <w:r>
+        <w:t xml:space="preserve">JSON</w:t>
+      </w:r>
+      <w:r>
+        <w:t xml:space="preserve">last_run</w:t>
+      </w:r>
+      <w:r>
+        <w:t xml:space="preserve">DATETIME</w:t>
+      </w:r>
+      <w:r>
+        <w:t xml:space="preserve">filters</w:t>
+      </w:r>
+      <w:r>
+        <w:t xml:space="preserve">JSON</w:t>
+      </w:r>
+      <w:r>
+        <w:t xml:space="preserve">next_run</w:t>
+      </w:r>
+      <w:r>
+        <w:t xml:space="preserve">DATETIME</w:t>
+      </w:r>
+      <w:r>
+        <w:t xml:space="preserve">charts</w:t>
+      </w:r>
+      <w:r>
+        <w:t xml:space="preserve">JSON</w:t>
+      </w:r>
+      <w:r>
+        <w:t xml:space="preserve">is_active</w:t>
+      </w:r>
+      <w:r>
+        <w:t xml:space="preserve">TINYINT</w:t>
+      </w:r>
+      <w:r>
+        <w:t xml:space="preserve">sort_config</w:t>
+      </w:r>
+      <w:r>
+        <w:t xml:space="preserve">JSON</w:t>
+      </w:r>
+      <w:r>
+        <w:t xml:space="preserve">created_at</w:t>
+      </w:r>
+      <w:r>
+        <w:t xml:space="preserve">DATETIME</w:t>
+      </w:r>
+      <w:r>
+        <w:t xml:space="preserve">category</w:t>
+      </w:r>
+      <w:r>
+        <w:t xml:space="preserve">VARCHAR(100)</w:t>
+      </w:r>
+      <w:r>
+        <w:t xml:space="preserve">updated_at</w:t>
+      </w:r>
+      <w:r>
+        <w:t xml:space="preserve">DATETIME</w:t>
+      </w:r>
+      <w:r>
+        <w:t xml:space="preserve">sort_order</w:t>
+      </w:r>
+      <w:r>
+        <w:t xml:space="preserve">INT</w:t>
+      </w:r>
+      <w:r>
+        <w:t xml:space="preserve">created_at</w:t>
+      </w:r>
+      <w:r>
+        <w:t xml:space="preserve">DATETIME</w:t>
+      </w:r>
+      <w:r>
+        <w:t xml:space="preserve">updated_at</w:t>
+      </w:r>
+      <w:r>
+        <w:t xml:space="preserve">DATETIME</w:t>
+      </w:r>
+      <w:r>
+        <w:t xml:space="preserve">v</w:t>
+      </w:r>
+      <w:r>
+        <w:t xml:space="preserve">report_archive</w:t>
+      </w:r>
+      <w:r>
+        <w:t xml:space="preserve">PK</w:t>
+      </w:r>
+      <w:r>
+        <w:t xml:space="preserve">id</w:t>
+      </w:r>
+      <w:r>
+        <w:t xml:space="preserve">BIGINT</w:t>
+      </w:r>
+      <w:r>
+        <w:t xml:space="preserve">FK</w:t>
+      </w:r>
+      <w:r>
+        <w:t xml:space="preserve">custom_report_id</w:t>
+      </w:r>
+      <w:r>
+        <w:t xml:space="preserve">BIGINT</w:t>
+      </w:r>
+      <w:r>
+        <w:t xml:space="preserve">FK</w:t>
+      </w:r>
+      <w:r>
+        <w:t xml:space="preserve">schedule_id</w:t>
+      </w:r>
+      <w:r>
+        <w:t xml:space="preserve">BIGINT</w:t>
+      </w:r>
+      <w:r>
+        <w:t xml:space="preserve">file_path</w:t>
+      </w:r>
+      <w:r>
+        <w:t xml:space="preserve">VARCHAR(500)</w:t>
+      </w:r>
+      <w:r>
+        <w:t xml:space="preserve">file_format</w:t>
+      </w:r>
+      <w:r>
+        <w:t xml:space="preserve">VARCHAR(10)</w:t>
+      </w:r>
+      <w:r>
+        <w:t xml:space="preserve">file_size</w:t>
+      </w:r>
+      <w:r>
+        <w:t xml:space="preserve">INT</w:t>
+      </w:r>
+      <w:r>
+        <w:t xml:space="preserve">generated_at</w:t>
+      </w:r>
+      <w:r>
+        <w:t xml:space="preserve">DATETIME</w:t>
+      </w:r>
+      <w:r>
+        <w:t xml:space="preserve">FK</w:t>
+      </w:r>
+      <w:r>
+        <w:t xml:space="preserve">generated_by</w:t>
+      </w:r>
+      <w:r>
+        <w:t xml:space="preserve">INT</w:t>
+      </w:r>
+      <w:r>
+        <w:t xml:space="preserve">parameters</w:t>
+      </w:r>
+      <w:r>
+        <w:t xml:space="preserve">JSON</w:t>
+      </w:r>
+      <w:r>
+        <w:t xml:space="preserve">dashboard_widget</w:t>
+      </w:r>
+      <w:r>
+        <w:t xml:space="preserve">PK</w:t>
+      </w:r>
+      <w:r>
+        <w:t xml:space="preserve">id</w:t>
+      </w:r>
+      <w:r>
+        <w:t xml:space="preserve">BIGINT</w:t>
+      </w:r>
+      <w:r>
+        <w:t xml:space="preserve">FK</w:t>
+      </w:r>
+      <w:r>
+        <w:t xml:space="preserve">user_id</w:t>
+      </w:r>
+      <w:r>
+        <w:t xml:space="preserve">INT</w:t>
+      </w:r>
+      <w:r>
+        <w:t xml:space="preserve">FK</w:t>
+      </w:r>
+      <w:r>
+        <w:t xml:space="preserve">custom_report_id</w:t>
+      </w:r>
+      <w:r>
+        <w:t xml:space="preserve">BIGINT</w:t>
+      </w:r>
+      <w:r>
+        <w:t xml:space="preserve">widget_type</w:t>
+      </w:r>
+      <w:r>
+        <w:t xml:space="preserve">ENUM</w:t>
+      </w:r>
+      <w:r>
+        <w:t xml:space="preserve">title</w:t>
+      </w:r>
+      <w:r>
+        <w:t xml:space="preserve">VARCHAR(255)</w:t>
+      </w:r>
+      <w:r>
+        <w:t xml:space="preserve">position_x</w:t>
+      </w:r>
+      <w:r>
+        <w:t xml:space="preserve">INT</w:t>
+      </w:r>
+      <w:r>
+        <w:t xml:space="preserve">position_y</w:t>
+      </w:r>
+      <w:r>
+        <w:t xml:space="preserve">INT</w:t>
+      </w:r>
+      <w:r>
+        <w:t xml:space="preserve">width</w:t>
+      </w:r>
+      <w:r>
+        <w:t xml:space="preserve">INT</w:t>
+      </w:r>
+      <w:r>
+        <w:t xml:space="preserve">height</w:t>
+      </w:r>
+      <w:r>
+        <w:t xml:space="preserve">INT</w:t>
+      </w:r>
+      <w:r>
+        <w:t xml:space="preserve">config</w:t>
+      </w:r>
+      <w:r>
+        <w:t xml:space="preserve">JSON</w:t>
+      </w:r>
+      <w:r>
+        <w:t xml:space="preserve">is_active</w:t>
+      </w:r>
+      <w:r>
+        <w:t xml:space="preserve">TINYINT</w:t>
+      </w:r>
+      <w:r>
+        <w:t xml:space="preserve">created_at</w:t>
+      </w:r>
+      <w:r>
+        <w:t xml:space="preserve">DATETIME</w:t>
+      </w:r>
+      <w:r>
+        <w:t xml:space="preserve">updated_at</w:t>
+      </w:r>
+      <w:r>
+        <w:t xml:space="preserve">DATETIME</w:t>
       </w:r>
     </w:p>
     <w:bookmarkEnd w:id="22"/>
@@ -5209,13 +4935,13 @@
       </w:tr>
     </w:tbl>
     <w:bookmarkEnd w:id="28"/>
-    <w:bookmarkStart w:id="29" w:name="heritage-spectrum"/>
+    <w:bookmarkStart w:id="29" w:name="heritage-collections-procedures"/>
     <w:p>
       <w:pPr>
         <w:pStyle w:val="Heading3"/>
       </w:pPr>
       <w:r>
-        <w:t xml:space="preserve">Heritage &amp; Spectrum</w:t>
+        <w:t xml:space="preserve">Heritage &amp; Collections Procedures</w:t>
       </w:r>
     </w:p>
     <w:tbl>
@@ -5368,7 +5094,7 @@
               <w:jc w:val="left"/>
             </w:pPr>
             <w:r>
-              <w:t xml:space="preserve">Spectrum Valuations</w:t>
+              <w:t xml:space="preserve">Collections Procedures Valuations</w:t>
             </w:r>
           </w:p>
         </w:tc>
@@ -14281,427 +14007,325 @@
     </w:p>
     <w:p>
       <w:pPr>
-        <w:pStyle w:val="SourceCode"/>
+        <w:pStyle w:val="FirstParagraph"/>
       </w:pPr>
       <w:r>
-        <w:rPr>
-          <w:rStyle w:val="VerbatimChar"/>
-        </w:rPr>
         <w:t xml:space="preserve">ahgReportBuilderPlugin/</w:t>
       </w:r>
       <w:r>
-        <w:br/>
-      </w:r>
-      <w:r>
-        <w:rPr>
-          <w:rStyle w:val="VerbatimChar"/>
-        </w:rPr>
-        <w:t xml:space="preserve">+-- bin/</w:t>
-      </w:r>
-      <w:r>
-        <w:br/>
-      </w:r>
-      <w:r>
-        <w:rPr>
-          <w:rStyle w:val="VerbatimChar"/>
-        </w:rPr>
-        <w:t xml:space="preserve">|   +-- run-scheduled-reports.php    # Cron entry point</w:t>
-      </w:r>
-      <w:r>
-        <w:br/>
-      </w:r>
-      <w:r>
-        <w:rPr>
-          <w:rStyle w:val="VerbatimChar"/>
-        </w:rPr>
-        <w:t xml:space="preserve">+-- config/</w:t>
-      </w:r>
-      <w:r>
-        <w:br/>
-      </w:r>
-      <w:r>
-        <w:rPr>
-          <w:rStyle w:val="VerbatimChar"/>
-        </w:rPr>
-        <w:t xml:space="preserve">|   +-- ahgReportBuilderPluginConfiguration.class.php</w:t>
-      </w:r>
-      <w:r>
-        <w:br/>
-      </w:r>
-      <w:r>
-        <w:rPr>
-          <w:rStyle w:val="VerbatimChar"/>
-        </w:rPr>
-        <w:t xml:space="preserve">|   +-- routing.yml                   # Route documentation</w:t>
-      </w:r>
-      <w:r>
-        <w:br/>
-      </w:r>
-      <w:r>
-        <w:rPr>
-          <w:rStyle w:val="VerbatimChar"/>
-        </w:rPr>
-        <w:t xml:space="preserve">|   +-- settings.yml                  # Plugin settings</w:t>
-      </w:r>
-      <w:r>
-        <w:br/>
-      </w:r>
-      <w:r>
-        <w:rPr>
-          <w:rStyle w:val="VerbatimChar"/>
-        </w:rPr>
-        <w:t xml:space="preserve">+-- database/</w:t>
-      </w:r>
-      <w:r>
-        <w:br/>
-      </w:r>
-      <w:r>
-        <w:rPr>
-          <w:rStyle w:val="VerbatimChar"/>
-        </w:rPr>
-        <w:t xml:space="preserve">|   +-- install.sql                   # Schema creation</w:t>
-      </w:r>
-      <w:r>
-        <w:br/>
-      </w:r>
-      <w:r>
-        <w:rPr>
-          <w:rStyle w:val="VerbatimChar"/>
-        </w:rPr>
-        <w:t xml:space="preserve">+-- lib/</w:t>
-      </w:r>
-      <w:r>
-        <w:br/>
-      </w:r>
-      <w:r>
-        <w:rPr>
-          <w:rStyle w:val="VerbatimChar"/>
-        </w:rPr>
-        <w:t xml:space="preserve">|   +-- ReportBuilderService.php      # Main service</w:t>
-      </w:r>
-      <w:r>
-        <w:br/>
-      </w:r>
-      <w:r>
-        <w:rPr>
-          <w:rStyle w:val="VerbatimChar"/>
-        </w:rPr>
-        <w:t xml:space="preserve">|   +-- ReportScheduler.php           # Scheduling service</w:t>
-      </w:r>
-      <w:r>
-        <w:br/>
-      </w:r>
-      <w:r>
-        <w:rPr>
-          <w:rStyle w:val="VerbatimChar"/>
-        </w:rPr>
-        <w:t xml:space="preserve">|   +-- DataSourceRegistry.php        # Data source definitions</w:t>
-      </w:r>
-      <w:r>
-        <w:br/>
-      </w:r>
-      <w:r>
-        <w:rPr>
-          <w:rStyle w:val="VerbatimChar"/>
-        </w:rPr>
-        <w:t xml:space="preserve">|   +-- ColumnDiscovery.php           # Column metadata</w:t>
-      </w:r>
-      <w:r>
-        <w:br/>
-      </w:r>
-      <w:r>
-        <w:rPr>
-          <w:rStyle w:val="VerbatimChar"/>
-        </w:rPr>
-        <w:t xml:space="preserve">|   +-- Forms/</w:t>
-      </w:r>
-      <w:r>
-        <w:br/>
-      </w:r>
-      <w:r>
-        <w:rPr>
-          <w:rStyle w:val="VerbatimChar"/>
-        </w:rPr>
-        <w:t xml:space="preserve">|   |   +-- ReportFormHandler.php</w:t>
-      </w:r>
-      <w:r>
-        <w:br/>
-      </w:r>
-      <w:r>
-        <w:rPr>
-          <w:rStyle w:val="VerbatimChar"/>
-        </w:rPr>
-        <w:t xml:space="preserve">|   +-- Reports/</w:t>
-      </w:r>
-      <w:r>
-        <w:br/>
-      </w:r>
-      <w:r>
-        <w:rPr>
-          <w:rStyle w:val="VerbatimChar"/>
-        </w:rPr>
-        <w:t xml:space="preserve">|       +-- Filters/</w:t>
-      </w:r>
-      <w:r>
-        <w:br/>
-      </w:r>
-      <w:r>
-        <w:rPr>
-          <w:rStyle w:val="VerbatimChar"/>
-        </w:rPr>
-        <w:t xml:space="preserve">|       |   +-- ReportFilter.php</w:t>
-      </w:r>
-      <w:r>
-        <w:br/>
-      </w:r>
-      <w:r>
-        <w:rPr>
-          <w:rStyle w:val="VerbatimChar"/>
-        </w:rPr>
-        <w:t xml:space="preserve">|       +-- Results/</w:t>
-      </w:r>
-      <w:r>
-        <w:br/>
-      </w:r>
-      <w:r>
-        <w:rPr>
-          <w:rStyle w:val="VerbatimChar"/>
-        </w:rPr>
-        <w:t xml:space="preserve">|       |   +-- AuthorityRecordReportResult.php</w:t>
-      </w:r>
-      <w:r>
-        <w:br/>
-      </w:r>
-      <w:r>
-        <w:rPr>
-          <w:rStyle w:val="VerbatimChar"/>
-        </w:rPr>
-        <w:t xml:space="preserve">|       +-- Services/</w:t>
-      </w:r>
-      <w:r>
-        <w:br/>
-      </w:r>
-      <w:r>
-        <w:rPr>
-          <w:rStyle w:val="VerbatimChar"/>
-        </w:rPr>
-        <w:t xml:space="preserve">|           +-- AccessionReportService.php</w:t>
-      </w:r>
-      <w:r>
-        <w:br/>
-      </w:r>
-      <w:r>
-        <w:rPr>
-          <w:rStyle w:val="VerbatimChar"/>
-        </w:rPr>
-        <w:t xml:space="preserve">|           +-- AuthorityRecordReportService.php</w:t>
-      </w:r>
-      <w:r>
-        <w:br/>
-      </w:r>
-      <w:r>
-        <w:rPr>
-          <w:rStyle w:val="VerbatimChar"/>
-        </w:rPr>
-        <w:t xml:space="preserve">|           +-- DonorReportService.php</w:t>
-      </w:r>
-      <w:r>
-        <w:br/>
-      </w:r>
-      <w:r>
-        <w:rPr>
-          <w:rStyle w:val="VerbatimChar"/>
-        </w:rPr>
-        <w:t xml:space="preserve">|           +-- InformationObjectReportService.php</w:t>
-      </w:r>
-      <w:r>
-        <w:br/>
-      </w:r>
-      <w:r>
-        <w:rPr>
-          <w:rStyle w:val="VerbatimChar"/>
-        </w:rPr>
-        <w:t xml:space="preserve">|           +-- PhysicalObjectReportService.php</w:t>
-      </w:r>
-      <w:r>
-        <w:br/>
-      </w:r>
-      <w:r>
-        <w:rPr>
-          <w:rStyle w:val="VerbatimChar"/>
-        </w:rPr>
-        <w:t xml:space="preserve">|           +-- RepositoryReportService.php</w:t>
-      </w:r>
-      <w:r>
-        <w:br/>
-      </w:r>
-      <w:r>
-        <w:rPr>
-          <w:rStyle w:val="VerbatimChar"/>
-        </w:rPr>
-        <w:t xml:space="preserve">|           +-- UpdatesReportService.php</w:t>
-      </w:r>
-      <w:r>
-        <w:br/>
-      </w:r>
-      <w:r>
-        <w:rPr>
-          <w:rStyle w:val="VerbatimChar"/>
-        </w:rPr>
-        <w:t xml:space="preserve">+-- modules/</w:t>
-      </w:r>
-      <w:r>
-        <w:br/>
-      </w:r>
-      <w:r>
-        <w:rPr>
-          <w:rStyle w:val="VerbatimChar"/>
-        </w:rPr>
-        <w:t xml:space="preserve">|   +-- reportBuilder/</w:t>
-      </w:r>
-      <w:r>
-        <w:br/>
-      </w:r>
-      <w:r>
-        <w:rPr>
-          <w:rStyle w:val="VerbatimChar"/>
-        </w:rPr>
-        <w:t xml:space="preserve">|       +-- actions/</w:t>
-      </w:r>
-      <w:r>
-        <w:br/>
-      </w:r>
-      <w:r>
-        <w:rPr>
-          <w:rStyle w:val="VerbatimChar"/>
-        </w:rPr>
-        <w:t xml:space="preserve">|       |   +-- actions.class.php     # Controller actions</w:t>
-      </w:r>
-      <w:r>
-        <w:br/>
-      </w:r>
-      <w:r>
-        <w:rPr>
-          <w:rStyle w:val="VerbatimChar"/>
-        </w:rPr>
-        <w:t xml:space="preserve">|       +-- templates/</w:t>
-      </w:r>
-      <w:r>
-        <w:br/>
-      </w:r>
-      <w:r>
-        <w:rPr>
-          <w:rStyle w:val="VerbatimChar"/>
-        </w:rPr>
-        <w:t xml:space="preserve">|           +-- indexSuccess.php       # Report list</w:t>
-      </w:r>
-      <w:r>
-        <w:br/>
-      </w:r>
-      <w:r>
-        <w:rPr>
-          <w:rStyle w:val="VerbatimChar"/>
-        </w:rPr>
-        <w:t xml:space="preserve">|           +-- createSuccess.php      # Create form</w:t>
-      </w:r>
-      <w:r>
-        <w:br/>
-      </w:r>
-      <w:r>
-        <w:rPr>
-          <w:rStyle w:val="VerbatimChar"/>
-        </w:rPr>
-        <w:t xml:space="preserve">|           +-- editSuccess.php        # Designer</w:t>
-      </w:r>
-      <w:r>
-        <w:br/>
-      </w:r>
-      <w:r>
-        <w:rPr>
-          <w:rStyle w:val="VerbatimChar"/>
-        </w:rPr>
-        <w:t xml:space="preserve">|           +-- previewSuccess.php     # Preview with data</w:t>
-      </w:r>
-      <w:r>
-        <w:br/>
-      </w:r>
-      <w:r>
-        <w:rPr>
-          <w:rStyle w:val="VerbatimChar"/>
-        </w:rPr>
-        <w:t xml:space="preserve">|           +-- viewSuccess.php        # Public view</w:t>
-      </w:r>
-      <w:r>
-        <w:br/>
-      </w:r>
-      <w:r>
-        <w:rPr>
-          <w:rStyle w:val="VerbatimChar"/>
-        </w:rPr>
-        <w:t xml:space="preserve">|           +-- scheduleSuccess.php    # Schedule management</w:t>
-      </w:r>
-      <w:r>
-        <w:br/>
-      </w:r>
-      <w:r>
-        <w:rPr>
-          <w:rStyle w:val="VerbatimChar"/>
-        </w:rPr>
-        <w:t xml:space="preserve">|           +-- archiveSuccess.php     # Archive list</w:t>
-      </w:r>
-      <w:r>
-        <w:br/>
-      </w:r>
-      <w:r>
-        <w:rPr>
-          <w:rStyle w:val="VerbatimChar"/>
-        </w:rPr>
-        <w:t xml:space="preserve">|           +-- widgetSuccess.php      # Dashboard widget</w:t>
-      </w:r>
-      <w:r>
-        <w:br/>
-      </w:r>
-      <w:r>
-        <w:rPr>
-          <w:rStyle w:val="VerbatimChar"/>
-        </w:rPr>
-        <w:t xml:space="preserve">+-- web/</w:t>
-      </w:r>
-      <w:r>
-        <w:br/>
-      </w:r>
-      <w:r>
-        <w:rPr>
-          <w:rStyle w:val="VerbatimChar"/>
-        </w:rPr>
-        <w:t xml:space="preserve">    +-- css/</w:t>
-      </w:r>
-      <w:r>
-        <w:br/>
-      </w:r>
-      <w:r>
-        <w:rPr>
-          <w:rStyle w:val="VerbatimChar"/>
-        </w:rPr>
-        <w:t xml:space="preserve">    |   +-- report-builder.css        # Custom styles</w:t>
-      </w:r>
-      <w:r>
-        <w:br/>
-      </w:r>
-      <w:r>
-        <w:rPr>
-          <w:rStyle w:val="VerbatimChar"/>
-        </w:rPr>
-        <w:t xml:space="preserve">    +-- js/</w:t>
-      </w:r>
-      <w:r>
-        <w:br/>
-      </w:r>
-      <w:r>
-        <w:rPr>
-          <w:rStyle w:val="VerbatimChar"/>
-        </w:rPr>
-        <w:t xml:space="preserve">        +-- designer.js               # Designer JavaScript</w:t>
+        <w:t xml:space="preserve">bin/</w:t>
+      </w:r>
+      <w:r>
+        <w:t xml:space="preserve">run-scheduled-reports.php</w:t>
+      </w:r>
+      <w:r>
+        <w:t xml:space="preserve">#</w:t>
+      </w:r>
+      <w:r>
+        <w:t xml:space="preserve">Cron</w:t>
+      </w:r>
+      <w:r>
+        <w:t xml:space="preserve">entry</w:t>
+      </w:r>
+      <w:r>
+        <w:t xml:space="preserve">point</w:t>
+      </w:r>
+      <w:r>
+        <w:t xml:space="preserve">config/</w:t>
+      </w:r>
+      <w:r>
+        <w:t xml:space="preserve">ahgReportBuilderPluginConfiguration.class.php</w:t>
+      </w:r>
+      <w:r>
+        <w:t xml:space="preserve">routing.yml</w:t>
+      </w:r>
+      <w:r>
+        <w:t xml:space="preserve">#</w:t>
+      </w:r>
+      <w:r>
+        <w:t xml:space="preserve">Route</w:t>
+      </w:r>
+      <w:r>
+        <w:t xml:space="preserve">documentation</w:t>
+      </w:r>
+      <w:r>
+        <w:t xml:space="preserve">settings.yml</w:t>
+      </w:r>
+      <w:r>
+        <w:t xml:space="preserve">#</w:t>
+      </w:r>
+      <w:r>
+        <w:t xml:space="preserve">Plugin</w:t>
+      </w:r>
+      <w:r>
+        <w:t xml:space="preserve">settings</w:t>
+      </w:r>
+      <w:r>
+        <w:t xml:space="preserve">database/</w:t>
+      </w:r>
+      <w:r>
+        <w:t xml:space="preserve">install.sql</w:t>
+      </w:r>
+      <w:r>
+        <w:t xml:space="preserve">#</w:t>
+      </w:r>
+      <w:r>
+        <w:t xml:space="preserve">Schema</w:t>
+      </w:r>
+      <w:r>
+        <w:t xml:space="preserve">creation</w:t>
+      </w:r>
+      <w:r>
+        <w:t xml:space="preserve">lib/</w:t>
+      </w:r>
+      <w:r>
+        <w:t xml:space="preserve">ReportBuilderService.php</w:t>
+      </w:r>
+      <w:r>
+        <w:t xml:space="preserve">#</w:t>
+      </w:r>
+      <w:r>
+        <w:t xml:space="preserve">Main</w:t>
+      </w:r>
+      <w:r>
+        <w:t xml:space="preserve">service</w:t>
+      </w:r>
+      <w:r>
+        <w:t xml:space="preserve">ReportScheduler.php</w:t>
+      </w:r>
+      <w:r>
+        <w:t xml:space="preserve">#</w:t>
+      </w:r>
+      <w:r>
+        <w:t xml:space="preserve">Scheduling</w:t>
+      </w:r>
+      <w:r>
+        <w:t xml:space="preserve">service</w:t>
+      </w:r>
+      <w:r>
+        <w:t xml:space="preserve">DataSourceRegistry.php</w:t>
+      </w:r>
+      <w:r>
+        <w:t xml:space="preserve">#</w:t>
+      </w:r>
+      <w:r>
+        <w:t xml:space="preserve">Data</w:t>
+      </w:r>
+      <w:r>
+        <w:t xml:space="preserve">source</w:t>
+      </w:r>
+      <w:r>
+        <w:t xml:space="preserve">definitions</w:t>
+      </w:r>
+      <w:r>
+        <w:t xml:space="preserve">ColumnDiscovery.php</w:t>
+      </w:r>
+      <w:r>
+        <w:t xml:space="preserve">#</w:t>
+      </w:r>
+      <w:r>
+        <w:t xml:space="preserve">Column</w:t>
+      </w:r>
+      <w:r>
+        <w:t xml:space="preserve">metadata</w:t>
+      </w:r>
+      <w:r>
+        <w:t xml:space="preserve">Forms/</w:t>
+      </w:r>
+      <w:r>
+        <w:t xml:space="preserve">ReportFormHandler.php</w:t>
+      </w:r>
+      <w:r>
+        <w:t xml:space="preserve">Reports/</w:t>
+      </w:r>
+      <w:r>
+        <w:t xml:space="preserve">Filters/</w:t>
+      </w:r>
+      <w:r>
+        <w:t xml:space="preserve">ReportFilter.php</w:t>
+      </w:r>
+      <w:r>
+        <w:t xml:space="preserve">Results/</w:t>
+      </w:r>
+      <w:r>
+        <w:t xml:space="preserve">AuthorityRecordReportResult.php</w:t>
+      </w:r>
+      <w:r>
+        <w:t xml:space="preserve">Services/</w:t>
+      </w:r>
+      <w:r>
+        <w:t xml:space="preserve">AccessionReportService.php</w:t>
+      </w:r>
+      <w:r>
+        <w:t xml:space="preserve">AuthorityRecordReportService.php</w:t>
+      </w:r>
+      <w:r>
+        <w:t xml:space="preserve">DonorReportService.php</w:t>
+      </w:r>
+      <w:r>
+        <w:t xml:space="preserve">InformationObjectReportService.php</w:t>
+      </w:r>
+      <w:r>
+        <w:t xml:space="preserve">PhysicalObjectReportService.php</w:t>
+      </w:r>
+      <w:r>
+        <w:t xml:space="preserve">RepositoryReportService.php</w:t>
+      </w:r>
+      <w:r>
+        <w:t xml:space="preserve">UpdatesReportService.php</w:t>
+      </w:r>
+      <w:r>
+        <w:t xml:space="preserve">modules/</w:t>
+      </w:r>
+      <w:r>
+        <w:t xml:space="preserve">reportBuilder/</w:t>
+      </w:r>
+      <w:r>
+        <w:t xml:space="preserve">actions/</w:t>
+      </w:r>
+      <w:r>
+        <w:t xml:space="preserve">actions.class.php</w:t>
+      </w:r>
+      <w:r>
+        <w:t xml:space="preserve">#</w:t>
+      </w:r>
+      <w:r>
+        <w:t xml:space="preserve">Controller</w:t>
+      </w:r>
+      <w:r>
+        <w:t xml:space="preserve">actions</w:t>
+      </w:r>
+      <w:r>
+        <w:t xml:space="preserve">templates/</w:t>
+      </w:r>
+      <w:r>
+        <w:t xml:space="preserve">indexSuccess.php</w:t>
+      </w:r>
+      <w:r>
+        <w:t xml:space="preserve">#</w:t>
+      </w:r>
+      <w:r>
+        <w:t xml:space="preserve">Report</w:t>
+      </w:r>
+      <w:r>
+        <w:t xml:space="preserve">list</w:t>
+      </w:r>
+      <w:r>
+        <w:t xml:space="preserve">createSuccess.php</w:t>
+      </w:r>
+      <w:r>
+        <w:t xml:space="preserve">#</w:t>
+      </w:r>
+      <w:r>
+        <w:t xml:space="preserve">Create</w:t>
+      </w:r>
+      <w:r>
+        <w:t xml:space="preserve">form</w:t>
+      </w:r>
+      <w:r>
+        <w:t xml:space="preserve">editSuccess.php</w:t>
+      </w:r>
+      <w:r>
+        <w:t xml:space="preserve">#</w:t>
+      </w:r>
+      <w:r>
+        <w:t xml:space="preserve">Designer</w:t>
+      </w:r>
+      <w:r>
+        <w:t xml:space="preserve">previewSuccess.php</w:t>
+      </w:r>
+      <w:r>
+        <w:t xml:space="preserve">#</w:t>
+      </w:r>
+      <w:r>
+        <w:t xml:space="preserve">Preview</w:t>
+      </w:r>
+      <w:r>
+        <w:t xml:space="preserve">with</w:t>
+      </w:r>
+      <w:r>
+        <w:t xml:space="preserve">data</w:t>
+      </w:r>
+      <w:r>
+        <w:t xml:space="preserve">viewSuccess.php</w:t>
+      </w:r>
+      <w:r>
+        <w:t xml:space="preserve">#</w:t>
+      </w:r>
+      <w:r>
+        <w:t xml:space="preserve">Public</w:t>
+      </w:r>
+      <w:r>
+        <w:t xml:space="preserve">view</w:t>
+      </w:r>
+      <w:r>
+        <w:t xml:space="preserve">scheduleSuccess.php</w:t>
+      </w:r>
+      <w:r>
+        <w:t xml:space="preserve">#</w:t>
+      </w:r>
+      <w:r>
+        <w:t xml:space="preserve">Schedule</w:t>
+      </w:r>
+      <w:r>
+        <w:t xml:space="preserve">management</w:t>
+      </w:r>
+      <w:r>
+        <w:t xml:space="preserve">archiveSuccess.php</w:t>
+      </w:r>
+      <w:r>
+        <w:t xml:space="preserve">#</w:t>
+      </w:r>
+      <w:r>
+        <w:t xml:space="preserve">Archive</w:t>
+      </w:r>
+      <w:r>
+        <w:t xml:space="preserve">list</w:t>
+      </w:r>
+      <w:r>
+        <w:t xml:space="preserve">widgetSuccess.php</w:t>
+      </w:r>
+      <w:r>
+        <w:t xml:space="preserve">#</w:t>
+      </w:r>
+      <w:r>
+        <w:t xml:space="preserve">Dashboard</w:t>
+      </w:r>
+      <w:r>
+        <w:t xml:space="preserve">widget</w:t>
+      </w:r>
+      <w:r>
+        <w:t xml:space="preserve">web/</w:t>
+      </w:r>
+      <w:r>
+        <w:t xml:space="preserve">css/</w:t>
+      </w:r>
+      <w:r>
+        <w:t xml:space="preserve">report-builder.css</w:t>
+      </w:r>
+      <w:r>
+        <w:t xml:space="preserve">#</w:t>
+      </w:r>
+      <w:r>
+        <w:t xml:space="preserve">Custom</w:t>
+      </w:r>
+      <w:r>
+        <w:t xml:space="preserve">styles</w:t>
+      </w:r>
+      <w:r>
+        <w:t xml:space="preserve">js/</w:t>
+      </w:r>
+      <w:r>
+        <w:t xml:space="preserve">designer.js</w:t>
+      </w:r>
+      <w:r>
+        <w:t xml:space="preserve">#</w:t>
+      </w:r>
+      <w:r>
+        <w:t xml:space="preserve">Designer</w:t>
+      </w:r>
+      <w:r>
+        <w:t xml:space="preserve">JavaScript</w:t>
       </w:r>
     </w:p>
     <w:p>
@@ -15763,7 +15387,7 @@
   <w:docDefaults>
     <w:rPrDefault>
       <w:rPr>
-        <w:rFonts w:ascii="Arial" w:cs="Arial" w:eastAsia="Arial" w:hAnsi="Arial"/>
+        <w:rFonts w:asciiTheme="minorHAnsi" w:cstheme="minorBidi" w:eastAsiaTheme="minorHAnsi" w:hAnsiTheme="minorHAnsi"/>
         <w:sz w:val="24"/>
         <w:szCs w:val="24"/>
         <w:lang w:bidi="ar-SA" w:eastAsia="en-US" w:val="en-US"/>
@@ -15771,7 +15395,7 @@
     </w:rPrDefault>
     <w:pPrDefault>
       <w:pPr>
-        <w:spacing w:after="200" w:line="360" w:lineRule="auto"/>
+        <w:spacing w:after="200"/>
       </w:pPr>
     </w:pPrDefault>
   </w:docDefaults>
@@ -16524,7 +16148,7 @@
     </a:clrScheme>
     <a:fontScheme name="Office">
       <a:majorFont>
-        <a:latin typeface="Arial"/>
+        <a:latin typeface="Calibri"/>
         <a:ea typeface=""/>
         <a:cs typeface=""/>
         <a:font script="Jpan" typeface="ＭＳ ゴシック"/>
@@ -16558,7 +16182,7 @@
         <a:font script="Uigh" typeface="Microsoft Uighur"/>
       </a:majorFont>
       <a:minorFont>
-        <a:latin typeface="Arial"/>
+        <a:latin typeface="Cambria"/>
         <a:ea typeface=""/>
         <a:cs typeface=""/>
         <a:font script="Jpan" typeface="ＭＳ 明朝"/>
